--- a/knowledge_source/Windchill GPDM & Windchill NA/Windchill GPDM/GPDM-User Management/GPDM Access process document.docx
+++ b/knowledge_source/Windchill GPDM & Windchill NA/Windchill GPDM/GPDM-User Management/GPDM Access process document.docx
@@ -10432,6 +10432,7 @@
       <Terms xmlns="http://schemas.microsoft.com/office/infopath/2007/PartnerControls"/>
     </lcf76f155ced4ddcb4097134ff3c332f>
     <TaxCatchAll xmlns="84f23406-1ae4-465c-a962-53264b1fc517" xsi:nil="true"/>
+    <MediaLengthInSeconds xmlns="de233cd9-83bc-44d2-9183-9acc155145f0" xsi:nil="true"/>
   </documentManagement>
 </p:properties>
 </file>
